--- a/Evidencias/evidencias.docx
+++ b/Evidencias/evidencias.docx
@@ -183,7 +183,7 @@
       </w:pPr>
       <w:r>
         <w:drawing>
-          <wp:anchor distT="0" distB="0" distL="114300" distR="114300" simplePos="0" relativeHeight="251658240" behindDoc="1" locked="0" layoutInCell="1" allowOverlap="1" wp14:anchorId="790EDD72" wp14:editId="2F9AD284">
+          <wp:anchor distT="0" distB="0" distL="114300" distR="114300" simplePos="0" relativeHeight="251658240" behindDoc="1" locked="0" layoutInCell="1" allowOverlap="1" wp14:anchorId="790EDD72" wp14:editId="72E68425">
             <wp:simplePos x="0" y="0"/>
             <wp:positionH relativeFrom="column">
               <wp:posOffset>1600200</wp:posOffset>
@@ -358,8 +358,30 @@
     </w:p>
     <w:p>
       <w:pPr>
+        <w:pStyle w:val="Normal"/>
+        <w:bidi w:val="0"/>
         <w:jc w:val="center"/>
       </w:pPr>
+      <w:hyperlink r:id="R1d6b00b297344d2f">
+        <w:r>
+          <w:rPr>
+            <w:rStyle w:val="Hyperlink"/>
+            <w:noProof w:val="0"/>
+            <w:lang w:val="es-ES"/>
+          </w:rPr>
+          <w:t>https://github.com/Kevin-RiveraS/Parcial_II_estacionamiento.git</w:t>
+        </w:r>
+      </w:hyperlink>
+      <w:r>
+        <w:rPr>
+          <w:rFonts w:ascii="Times New Roman" w:hAnsi="Times New Roman" w:eastAsia="Times New Roman" w:cs="Times New Roman"/>
+          <w:noProof w:val="0"/>
+          <w:sz w:val="24"/>
+          <w:szCs w:val="24"/>
+          <w:lang w:val="es-ES"/>
+        </w:rPr>
+        <w:t xml:space="preserve">  </w:t>
+      </w:r>
     </w:p>
     <w:p>
       <w:pPr>
@@ -5063,81 +5085,27 @@
         <w:spacing w:before="0" w:beforeAutospacing="off" w:after="160" w:afterAutospacing="off" w:line="279" w:lineRule="auto"/>
         <w:ind w:right="0"/>
         <w:jc w:val="left"/>
-        <w:rPr>
-          <w:noProof w:val="0"/>
-          <w:lang w:val="es-ES"/>
-        </w:rPr>
-      </w:pPr>
-    </w:p>
-    <w:p>
-      <w:pPr>
-        <w:pStyle w:val="Normal"/>
-        <w:suppressLineNumbers w:val="0"/>
-        <w:bidi w:val="0"/>
-        <w:spacing w:before="0" w:beforeAutospacing="off" w:after="160" w:afterAutospacing="off" w:line="279" w:lineRule="auto"/>
-        <w:ind w:right="0"/>
-        <w:jc w:val="left"/>
-        <w:rPr>
-          <w:noProof w:val="0"/>
-          <w:lang w:val="es-ES"/>
-        </w:rPr>
-      </w:pPr>
-    </w:p>
-    <w:p>
-      <w:pPr>
-        <w:pStyle w:val="Normal"/>
-        <w:suppressLineNumbers w:val="0"/>
-        <w:bidi w:val="0"/>
-        <w:spacing w:before="0" w:beforeAutospacing="off" w:after="160" w:afterAutospacing="off" w:line="279" w:lineRule="auto"/>
-        <w:ind w:right="0"/>
-        <w:jc w:val="left"/>
-        <w:rPr>
-          <w:noProof w:val="0"/>
-          <w:lang w:val="es-ES"/>
-        </w:rPr>
-      </w:pPr>
-    </w:p>
-    <w:p>
-      <w:pPr>
-        <w:pStyle w:val="Normal"/>
-        <w:suppressLineNumbers w:val="0"/>
-        <w:bidi w:val="0"/>
-        <w:spacing w:before="0" w:beforeAutospacing="off" w:after="160" w:afterAutospacing="off" w:line="279" w:lineRule="auto"/>
-        <w:ind w:right="0"/>
-        <w:jc w:val="left"/>
-        <w:rPr>
-          <w:noProof w:val="0"/>
-          <w:lang w:val="es-ES"/>
-        </w:rPr>
-      </w:pPr>
-    </w:p>
-    <w:p>
-      <w:pPr>
-        <w:pStyle w:val="Normal"/>
-        <w:suppressLineNumbers w:val="0"/>
-        <w:bidi w:val="0"/>
-        <w:spacing w:before="0" w:beforeAutospacing="off" w:after="160" w:afterAutospacing="off" w:line="279" w:lineRule="auto"/>
-        <w:ind w:right="0"/>
-        <w:jc w:val="left"/>
-        <w:rPr>
-          <w:noProof w:val="0"/>
-          <w:lang w:val="es-ES"/>
-        </w:rPr>
-      </w:pPr>
-    </w:p>
-    <w:p>
-      <w:pPr>
-        <w:pStyle w:val="Normal"/>
-        <w:suppressLineNumbers w:val="0"/>
-        <w:bidi w:val="0"/>
-        <w:spacing w:before="0" w:beforeAutospacing="off" w:after="160" w:afterAutospacing="off" w:line="279" w:lineRule="auto"/>
-        <w:ind w:right="0"/>
-        <w:jc w:val="left"/>
-        <w:rPr>
-          <w:noProof w:val="0"/>
-          <w:lang w:val="es-ES"/>
-        </w:rPr>
-      </w:pPr>
+      </w:pPr>
+      <w:hyperlink r:id="R5e7df09a421e476b">
+        <w:r>
+          <w:rPr>
+            <w:rStyle w:val="Hyperlink"/>
+            <w:noProof w:val="0"/>
+            <w:lang w:val="es-ES"/>
+          </w:rPr>
+          <w:t>https://github.com/Kevin-RiveraS/Parcial_II_estacionamiento.git</w:t>
+        </w:r>
+      </w:hyperlink>
+      <w:r>
+        <w:rPr>
+          <w:rFonts w:ascii="Times New Roman" w:hAnsi="Times New Roman" w:eastAsia="Times New Roman" w:cs="Times New Roman"/>
+          <w:noProof w:val="0"/>
+          <w:sz w:val="24"/>
+          <w:szCs w:val="24"/>
+          <w:lang w:val="es-ES"/>
+        </w:rPr>
+        <w:t xml:space="preserve">  </w:t>
+      </w:r>
     </w:p>
     <w:p>
       <w:pPr>
@@ -5186,13 +5154,64 @@
         <w:spacing w:before="0" w:beforeAutospacing="off" w:after="160" w:afterAutospacing="off" w:line="279" w:lineRule="auto"/>
         <w:ind w:left="0" w:right="0"/>
         <w:jc w:val="left"/>
-        <w:rPr>
-          <w:b w:val="1"/>
-          <w:bCs w:val="1"/>
-          <w:sz w:val="24"/>
-          <w:szCs w:val="24"/>
-        </w:rPr>
-      </w:pPr>
+      </w:pPr>
+      <w:r>
+        <w:drawing>
+          <wp:anchor distT="0" distB="0" distL="114300" distR="114300" simplePos="0" relativeHeight="251658240" behindDoc="0" locked="0" layoutInCell="1" allowOverlap="1" wp14:editId="2954DEC7" wp14:anchorId="47885F1D">
+            <wp:simplePos x="0" y="0"/>
+            <wp:positionH relativeFrom="column">
+              <wp:posOffset>371475</wp:posOffset>
+            </wp:positionH>
+            <wp:positionV relativeFrom="paragraph">
+              <wp:posOffset>342900</wp:posOffset>
+            </wp:positionV>
+            <wp:extent cx="5040000" cy="3098636"/>
+            <wp:effectExtent l="0" t="0" r="0" b="0"/>
+            <wp:wrapNone/>
+            <wp:docPr id="216140207" name="drawing"/>
+            <wp:cNvGraphicFramePr>
+              <a:graphicFrameLocks noChangeAspect="1"/>
+            </wp:cNvGraphicFramePr>
+            <a:graphic>
+              <a:graphicData xmlns:a="http://schemas.openxmlformats.org/drawingml/2006/main" uri="http://schemas.openxmlformats.org/drawingml/2006/picture">
+                <pic:pic xmlns:pic="http://schemas.openxmlformats.org/drawingml/2006/picture">
+                  <pic:nvPicPr>
+                    <pic:cNvPr id="216140207" name="Picture 216140207"/>
+                    <pic:cNvPicPr/>
+                  </pic:nvPicPr>
+                  <pic:blipFill>
+                    <a:blip xmlns:r="http://schemas.openxmlformats.org/officeDocument/2006/relationships" r:embed="rId1548132352">
+                      <a:extLst>
+                        <a:ext uri="{28A0092B-C50C-407E-A947-70E740481C1C}">
+                          <a14:useLocalDpi xmlns:a14="http://schemas.microsoft.com/office/drawing/2010/main"/>
+                        </a:ext>
+                      </a:extLst>
+                    </a:blip>
+                    <a:stretch>
+                      <a:fillRect/>
+                    </a:stretch>
+                  </pic:blipFill>
+                  <pic:spPr>
+                    <a:xfrm rot="0">
+                      <a:off x="0" y="0"/>
+                      <a:ext cx="5040000" cy="3098636"/>
+                    </a:xfrm>
+                    <a:prstGeom prst="rect">
+                      <a:avLst/>
+                    </a:prstGeom>
+                  </pic:spPr>
+                </pic:pic>
+              </a:graphicData>
+            </a:graphic>
+            <wp14:sizeRelH relativeFrom="page">
+              <wp14:pctWidth>0</wp14:pctWidth>
+            </wp14:sizeRelH>
+            <wp14:sizeRelV relativeFrom="page">
+              <wp14:pctHeight>0</wp14:pctHeight>
+            </wp14:sizeRelV>
+          </wp:anchor>
+        </w:drawing>
+      </w:r>
     </w:p>
     <w:sectPr>
       <w:pgSz w:w="11906" w:h="16838" w:orient="portrait"/>
@@ -6183,6 +6202,17 @@
       </w:tblCellMar>
     </w:tblPr>
   </w:style>
+  <w:style w:type="character" w:styleId="Hyperlink">
+    <w:uiPriority w:val="99"/>
+    <w:name w:val="Hyperlink"/>
+    <w:basedOn w:val="DefaultParagraphFont"/>
+    <w:unhideWhenUsed/>
+    <w:rsid w:val="7B7E1C97"/>
+    <w:rPr>
+      <w:color w:val="467886"/>
+      <w:u w:val="single"/>
+    </w:rPr>
+  </w:style>
 </w:styles>
 </file>
 
